--- a/Atmosphere Beats Brief.docx
+++ b/Atmosphere Beats Brief.docx
@@ -370,7 +370,7 @@
       </w:r>
       <w:r>
         <w:rPr/>
-        <w:t>until you blink. Then the place scrolls like a fruit machine and pays out Soho, all its stares and faces.</w:t>
+        <w:t>until you blink. Then the place scrolls like a fruit machine and pays out Soho, all its stares and faces, its irresistible odds.</w:t>
       </w:r>
     </w:p>
     <w:p>
@@ -664,13 +664,6 @@
         <w:rPr/>
       </w:pPr>
       <w:r>
-        <w:rPr>
-          <w:i/>
-          <w:color w:val="AAAAAA"/>
-        </w:rPr>
-        <w:t>[Write the breath beat here.]</w:t>
-      </w:r>
-      <w:r>
         <w:rPr/>
         <w:br/>
         <w:br/>
@@ -950,11 +943,40 @@
         <w:rPr/>
       </w:pPr>
       <w:r>
-        <w:rPr>
-          <w:i/>
-          <w:color w:val="AAAAAA"/>
-        </w:rPr>
-        <w:t>[Write the breath beat here.]</w:t>
+        <w:rPr/>
+        <w:t xml:space="preserve">Modalities of </w:t>
+      </w:r>
+      <w:r>
+        <w:rPr/>
+        <w:t xml:space="preserve">the </w:t>
+      </w:r>
+      <w:r>
+        <w:rPr/>
+        <w:t>afterdar</w:t>
+      </w:r>
+      <w:r>
+        <w:rPr/>
+        <w:t>k</w:t>
+      </w:r>
+      <w:r>
+        <w:rPr/>
+        <w:t xml:space="preserve">; </w:t>
+      </w:r>
+      <w:r>
+        <w:rPr/>
+        <w:t>jazz</w:t>
+      </w:r>
+      <w:r>
+        <w:rPr/>
+        <w:t xml:space="preserve"> pharaoh, </w:t>
+      </w:r>
+      <w:r>
+        <w:rPr/>
+        <w:t>lighthead, with the spiked corona.</w:t>
+        <w:br/>
+        <w:t>Or some other way of putting it.</w:t>
+        <w:br/>
+        <w:t>Count yourself in lucky, count you out.</w:t>
       </w:r>
       <w:r>
         <w:rPr/>
@@ -1093,11 +1115,44 @@
         <w:rPr/>
       </w:pPr>
       <w:r>
-        <w:rPr>
-          <w:i/>
-          <w:color w:val="AAAAAA"/>
-        </w:rPr>
-        <w:t>[Write the breath beat here.]</w:t>
+        <w:rPr/>
+        <w:t>To return to Soho from Cecil Court is to cross the Styx; i</w:t>
+      </w:r>
+      <w:r>
+        <w:rPr/>
+        <w:t xml:space="preserve">n some or other </w:t>
+      </w:r>
+      <w:r>
+        <w:rPr/>
+        <w:t xml:space="preserve">direction. You wonder, limning Cambridge Circus, whether, to move from </w:t>
+      </w:r>
+      <w:r>
+        <w:rPr/>
+        <w:t>Cecil Court – that</w:t>
+      </w:r>
+      <w:r>
+        <w:rPr/>
+        <w:t xml:space="preserve"> foxed God's acre, </w:t>
+      </w:r>
+      <w:r>
+        <w:rPr/>
+        <w:t>full of</w:t>
+      </w:r>
+      <w:r>
+        <w:rPr/>
+        <w:t xml:space="preserve"> books that lived </w:t>
+      </w:r>
+      <w:r>
+        <w:rPr/>
+        <w:t>and died</w:t>
+      </w:r>
+      <w:r>
+        <w:rPr/>
+        <w:t xml:space="preserve"> – </w:t>
+      </w:r>
+      <w:r>
+        <w:rPr/>
+        <w:t>into the purgatorial uterus of Soho, where books are promised, midwifed, scuppered, dreamed, is to move from death to life or life to death.</w:t>
       </w:r>
       <w:r>
         <w:rPr/>
@@ -1754,6 +1809,46 @@
       <w:r>
         <w:rPr/>
         <w:t>If a brief is wrong — if you remember the venue differently or the trigger does not match what you want — just say so and I will adjust.</w:t>
+      </w:r>
+    </w:p>
+    <w:p>
+      <w:pPr>
+        <w:pStyle w:val="Normal"/>
+        <w:spacing w:before="0" w:after="120"/>
+        <w:rPr/>
+      </w:pPr>
+      <w:r>
+        <w:rPr/>
+      </w:r>
+    </w:p>
+    <w:p>
+      <w:pPr>
+        <w:pStyle w:val="Normal"/>
+        <w:spacing w:before="0" w:after="120"/>
+        <w:rPr/>
+      </w:pPr>
+      <w:r>
+        <w:rPr/>
+      </w:r>
+    </w:p>
+    <w:p>
+      <w:pPr>
+        <w:pStyle w:val="Normal"/>
+        <w:spacing w:before="0" w:after="120"/>
+        <w:rPr/>
+      </w:pPr>
+      <w:r>
+        <w:rPr/>
+      </w:r>
+    </w:p>
+    <w:p>
+      <w:pPr>
+        <w:pStyle w:val="Normal"/>
+        <w:spacing w:before="0" w:after="120"/>
+        <w:rPr/>
+      </w:pPr>
+      <w:r>
+        <w:rPr/>
       </w:r>
     </w:p>
     <w:sectPr>
